--- a/Resume.docx
+++ b/Resume.docx
@@ -56,8 +56,18 @@
           <w:sz w:val="20"/>
           <w:szCs w:val="20"/>
         </w:rPr>
-        <w:t>linkedin.com/in/colbywsullivan</w:t>
-      </w:r>
+        <w:t>linkedin.com/in/</w:t>
+      </w:r>
+      <w:proofErr w:type="spellStart"/>
+      <w:r>
+        <w:rPr>
+          <w:rFonts w:ascii="Arial Narrow" w:hAnsi="Arial Narrow"/>
+          <w:sz w:val="20"/>
+          <w:szCs w:val="20"/>
+        </w:rPr>
+        <w:t>colbywsullivan</w:t>
+      </w:r>
+      <w:proofErr w:type="spellEnd"/>
       <w:r>
         <w:rPr>
           <w:rFonts w:ascii="Arial Narrow" w:hAnsi="Arial Narrow"/>
@@ -72,8 +82,18 @@
           <w:sz w:val="20"/>
           <w:szCs w:val="20"/>
         </w:rPr>
-        <w:t>github.com/colbysullivan</w:t>
-      </w:r>
+        <w:t>github.com/</w:t>
+      </w:r>
+      <w:proofErr w:type="spellStart"/>
+      <w:r>
+        <w:rPr>
+          <w:rFonts w:ascii="Arial Narrow" w:hAnsi="Arial Narrow"/>
+          <w:sz w:val="20"/>
+          <w:szCs w:val="20"/>
+        </w:rPr>
+        <w:t>colbysullivan</w:t>
+      </w:r>
+      <w:proofErr w:type="spellEnd"/>
       <w:r>
         <w:rPr>
           <w:rFonts w:ascii="Arial Narrow" w:hAnsi="Arial Narrow"/>
@@ -1310,8 +1330,147 @@
         <w:ind w:left="0" w:firstLine="0"/>
         <w:rPr>
           <w:rFonts w:ascii="Arial Narrow" w:hAnsi="Arial Narrow"/>
-          <w:sz w:val="20"/>
-          <w:szCs w:val="20"/>
+          <w:b/>
+          <w:bCs/>
+          <w:sz w:val="20"/>
+          <w:szCs w:val="20"/>
+        </w:rPr>
+      </w:pPr>
+      <w:r>
+        <w:rPr>
+          <w:rFonts w:ascii="Arial Narrow" w:hAnsi="Arial Narrow"/>
+          <w:b/>
+          <w:bCs/>
+          <w:sz w:val="20"/>
+          <w:szCs w:val="20"/>
+        </w:rPr>
+        <w:t>Security Endpoint Scripts</w:t>
+      </w:r>
+    </w:p>
+    <w:p>
+      <w:pPr>
+        <w:numPr>
+          <w:ilvl w:val="0"/>
+          <w:numId w:val="14"/>
+        </w:numPr>
+        <w:spacing w:after="0" w:line="240" w:lineRule="auto"/>
+        <w:rPr>
+          <w:rFonts w:ascii="Arial Narrow" w:eastAsia="Times New Roman" w:hAnsi="Arial Narrow" w:cs="Times New Roman"/>
+          <w:color w:val="auto"/>
+          <w:kern w:val="0"/>
+          <w:sz w:val="20"/>
+          <w:szCs w:val="20"/>
+          <w:lang w:bidi="ar-SA"/>
+          <w14:ligatures w14:val="none"/>
+        </w:rPr>
+      </w:pPr>
+      <w:r>
+        <w:rPr>
+          <w:rFonts w:ascii="Arial Narrow" w:eastAsia="Times New Roman" w:hAnsi="Arial Narrow" w:cs="Times New Roman"/>
+          <w:color w:val="auto"/>
+          <w:kern w:val="0"/>
+          <w:sz w:val="20"/>
+          <w:szCs w:val="20"/>
+          <w:lang w:bidi="ar-SA"/>
+          <w14:ligatures w14:val="none"/>
+        </w:rPr>
+        <w:t xml:space="preserve">Created command line scripts using Python that extracted client security data from varies web services such as </w:t>
+      </w:r>
+      <w:proofErr w:type="spellStart"/>
+      <w:r>
+        <w:rPr>
+          <w:rFonts w:ascii="Arial Narrow" w:eastAsia="Times New Roman" w:hAnsi="Arial Narrow" w:cs="Times New Roman"/>
+          <w:color w:val="auto"/>
+          <w:kern w:val="0"/>
+          <w:sz w:val="20"/>
+          <w:szCs w:val="20"/>
+          <w:lang w:bidi="ar-SA"/>
+          <w14:ligatures w14:val="none"/>
+        </w:rPr>
+        <w:t>Celerium</w:t>
+      </w:r>
+      <w:proofErr w:type="spellEnd"/>
+      <w:r>
+        <w:rPr>
+          <w:rFonts w:ascii="Arial Narrow" w:eastAsia="Times New Roman" w:hAnsi="Arial Narrow" w:cs="Times New Roman"/>
+          <w:color w:val="auto"/>
+          <w:kern w:val="0"/>
+          <w:sz w:val="20"/>
+          <w:szCs w:val="20"/>
+          <w:lang w:bidi="ar-SA"/>
+          <w14:ligatures w14:val="none"/>
+        </w:rPr>
+        <w:t xml:space="preserve"> and </w:t>
+      </w:r>
+      <w:proofErr w:type="spellStart"/>
+      <w:r>
+        <w:rPr>
+          <w:rFonts w:ascii="Arial Narrow" w:eastAsia="Times New Roman" w:hAnsi="Arial Narrow" w:cs="Times New Roman"/>
+          <w:color w:val="auto"/>
+          <w:kern w:val="0"/>
+          <w:sz w:val="20"/>
+          <w:szCs w:val="20"/>
+          <w:lang w:bidi="ar-SA"/>
+          <w14:ligatures w14:val="none"/>
+        </w:rPr>
+        <w:t>SentinelOne</w:t>
+      </w:r>
+      <w:proofErr w:type="spellEnd"/>
+    </w:p>
+    <w:p>
+      <w:pPr>
+        <w:numPr>
+          <w:ilvl w:val="0"/>
+          <w:numId w:val="14"/>
+        </w:numPr>
+        <w:spacing w:after="0" w:line="240" w:lineRule="auto"/>
+        <w:rPr>
+          <w:rFonts w:ascii="Arial Narrow" w:eastAsia="Times New Roman" w:hAnsi="Arial Narrow" w:cs="Times New Roman"/>
+          <w:color w:val="auto"/>
+          <w:kern w:val="0"/>
+          <w:sz w:val="20"/>
+          <w:szCs w:val="20"/>
+          <w:lang w:bidi="ar-SA"/>
+          <w14:ligatures w14:val="none"/>
+        </w:rPr>
+      </w:pPr>
+      <w:r>
+        <w:rPr>
+          <w:rFonts w:ascii="Arial Narrow" w:hAnsi="Arial Narrow"/>
+          <w:sz w:val="20"/>
+          <w:szCs w:val="20"/>
+        </w:rPr>
+        <w:t xml:space="preserve">Implemented </w:t>
+      </w:r>
+      <w:r>
+        <w:rPr>
+          <w:rFonts w:ascii="Arial Narrow" w:hAnsi="Arial Narrow"/>
+          <w:sz w:val="20"/>
+          <w:szCs w:val="20"/>
+        </w:rPr>
+        <w:t xml:space="preserve">various </w:t>
+      </w:r>
+      <w:r>
+        <w:rPr>
+          <w:rFonts w:ascii="Arial Narrow" w:hAnsi="Arial Narrow"/>
+          <w:sz w:val="20"/>
+          <w:szCs w:val="20"/>
+        </w:rPr>
+        <w:t>algorithms to efficiently process and present data, enhancing data accessibility and usability for clients</w:t>
+      </w:r>
+    </w:p>
+    <w:p>
+      <w:pPr>
+        <w:spacing w:after="0" w:line="240" w:lineRule="auto"/>
+        <w:ind w:left="0" w:firstLine="0"/>
+        <w:rPr>
+          <w:rFonts w:ascii="Arial Narrow" w:eastAsia="Times New Roman" w:hAnsi="Arial Narrow" w:cs="Times New Roman"/>
+          <w:color w:val="auto"/>
+          <w:kern w:val="0"/>
+          <w:sz w:val="20"/>
+          <w:szCs w:val="20"/>
+          <w:lang w:bidi="ar-SA"/>
+          <w14:ligatures w14:val="none"/>
         </w:rPr>
       </w:pPr>
       <w:r>
@@ -1356,16 +1515,36 @@
           <w:sz w:val="20"/>
           <w:szCs w:val="20"/>
         </w:rPr>
-        <w:t>C++, Git, CMake</w:t>
-      </w:r>
-      <w:r>
-        <w:rPr>
-          <w:rFonts w:ascii="Arial Narrow" w:hAnsi="Arial Narrow"/>
-          <w:sz w:val="20"/>
-          <w:szCs w:val="20"/>
-        </w:rPr>
-        <w:t>, Unity, Asperite</w:t>
-      </w:r>
+        <w:t xml:space="preserve">C++, Git, </w:t>
+      </w:r>
+      <w:proofErr w:type="spellStart"/>
+      <w:r>
+        <w:rPr>
+          <w:rFonts w:ascii="Arial Narrow" w:hAnsi="Arial Narrow"/>
+          <w:sz w:val="20"/>
+          <w:szCs w:val="20"/>
+        </w:rPr>
+        <w:t>CMake</w:t>
+      </w:r>
+      <w:proofErr w:type="spellEnd"/>
+      <w:r>
+        <w:rPr>
+          <w:rFonts w:ascii="Arial Narrow" w:hAnsi="Arial Narrow"/>
+          <w:sz w:val="20"/>
+          <w:szCs w:val="20"/>
+        </w:rPr>
+        <w:t xml:space="preserve">, Unity, </w:t>
+      </w:r>
+      <w:proofErr w:type="spellStart"/>
+      <w:r>
+        <w:rPr>
+          <w:rFonts w:ascii="Arial Narrow" w:hAnsi="Arial Narrow"/>
+          <w:sz w:val="20"/>
+          <w:szCs w:val="20"/>
+        </w:rPr>
+        <w:t>Asperite</w:t>
+      </w:r>
+      <w:proofErr w:type="spellEnd"/>
     </w:p>
     <w:p>
       <w:pPr>
@@ -1590,6 +1769,7 @@
           <w:szCs w:val="20"/>
         </w:rPr>
       </w:pPr>
+      <w:proofErr w:type="spellStart"/>
       <w:r>
         <w:rPr>
           <w:rFonts w:ascii="Arial Narrow" w:hAnsi="Arial Narrow"/>
@@ -1598,7 +1778,18 @@
           <w:sz w:val="20"/>
           <w:szCs w:val="20"/>
         </w:rPr>
-        <w:t>Chillenium Game Jam</w:t>
+        <w:t>Chillenium</w:t>
+      </w:r>
+      <w:proofErr w:type="spellEnd"/>
+      <w:r>
+        <w:rPr>
+          <w:rFonts w:ascii="Arial Narrow" w:hAnsi="Arial Narrow"/>
+          <w:b/>
+          <w:bCs/>
+          <w:sz w:val="20"/>
+          <w:szCs w:val="20"/>
+        </w:rPr>
+        <w:t xml:space="preserve"> Game Jam</w:t>
       </w:r>
     </w:p>
     <w:p>
@@ -1666,6 +1857,7 @@
         </w:rPr>
         <w:t xml:space="preserve">, </w:t>
       </w:r>
+      <w:proofErr w:type="spellStart"/>
       <w:r>
         <w:rPr>
           <w:rFonts w:ascii="Arial Narrow" w:hAnsi="Arial Narrow"/>
@@ -1674,6 +1866,7 @@
         </w:rPr>
         <w:t>Asperite</w:t>
       </w:r>
+      <w:proofErr w:type="spellEnd"/>
     </w:p>
     <w:p>
       <w:pPr>
@@ -1698,23 +1891,7 @@
           <w:sz w:val="20"/>
           <w:szCs w:val="20"/>
         </w:rPr>
-        <w:t xml:space="preserve">Designed and programmed core gameplay mechanics for a 2D platformer game using </w:t>
-      </w:r>
-      <w:r>
-        <w:rPr>
-          <w:rFonts w:ascii="Arial Narrow" w:hAnsi="Arial Narrow"/>
-          <w:sz w:val="20"/>
-          <w:szCs w:val="20"/>
-        </w:rPr>
-        <w:t>Godot</w:t>
-      </w:r>
-      <w:r>
-        <w:rPr>
-          <w:rFonts w:ascii="Arial Narrow" w:hAnsi="Arial Narrow"/>
-          <w:sz w:val="20"/>
-          <w:szCs w:val="20"/>
-        </w:rPr>
-        <w:t>, including player movement, character abilities, and interactive objects, ensuring responsive and engaging gameplay experiences</w:t>
+        <w:t>Designed and programmed core gameplay mechanics for a 2D platformer game using Godot, including player movement, character abilities, and interactive objects, ensuring responsive and engaging gameplay experiences</w:t>
       </w:r>
     </w:p>
     <w:p>
@@ -1780,7 +1957,41 @@
           <w:sz w:val="20"/>
           <w:szCs w:val="20"/>
         </w:rPr>
-        <w:t xml:space="preserve"> clone using the Raylib open </w:t>
+        <w:t xml:space="preserve"> clone</w:t>
+      </w:r>
+      <w:r>
+        <w:rPr>
+          <w:rFonts w:ascii="Arial Narrow" w:hAnsi="Arial Narrow"/>
+          <w:sz w:val="20"/>
+          <w:szCs w:val="20"/>
+        </w:rPr>
+        <w:t xml:space="preserve"> written entirely in C++</w:t>
+      </w:r>
+      <w:r>
+        <w:rPr>
+          <w:rFonts w:ascii="Arial Narrow" w:hAnsi="Arial Narrow"/>
+          <w:sz w:val="20"/>
+          <w:szCs w:val="20"/>
+        </w:rPr>
+        <w:t xml:space="preserve"> using the </w:t>
+      </w:r>
+      <w:proofErr w:type="spellStart"/>
+      <w:r>
+        <w:rPr>
+          <w:rFonts w:ascii="Arial Narrow" w:hAnsi="Arial Narrow"/>
+          <w:sz w:val="20"/>
+          <w:szCs w:val="20"/>
+        </w:rPr>
+        <w:t>Raylib</w:t>
+      </w:r>
+      <w:proofErr w:type="spellEnd"/>
+      <w:r>
+        <w:rPr>
+          <w:rFonts w:ascii="Arial Narrow" w:hAnsi="Arial Narrow"/>
+          <w:sz w:val="20"/>
+          <w:szCs w:val="20"/>
+        </w:rPr>
+        <w:t xml:space="preserve"> open </w:t>
       </w:r>
       <w:r>
         <w:rPr>
@@ -1804,16 +2015,42 @@
           <w:sz w:val="20"/>
           <w:szCs w:val="20"/>
         </w:rPr>
-        <w:t xml:space="preserve"> and </w:t>
-      </w:r>
-      <w:r>
-        <w:rPr>
-          <w:rFonts w:ascii="Arial Narrow" w:hAnsi="Arial Narrow"/>
-          <w:sz w:val="20"/>
-          <w:szCs w:val="20"/>
-        </w:rPr>
-        <w:t>C++, Git, CMake</w:t>
-      </w:r>
+        <w:t>,</w:t>
+      </w:r>
+      <w:r>
+        <w:rPr>
+          <w:rFonts w:ascii="Arial Narrow" w:hAnsi="Arial Narrow"/>
+          <w:sz w:val="20"/>
+          <w:szCs w:val="20"/>
+        </w:rPr>
+        <w:t xml:space="preserve"> Git,</w:t>
+      </w:r>
+      <w:r>
+        <w:rPr>
+          <w:rFonts w:ascii="Arial Narrow" w:hAnsi="Arial Narrow"/>
+          <w:sz w:val="20"/>
+          <w:szCs w:val="20"/>
+        </w:rPr>
+        <w:t xml:space="preserve"> and</w:t>
+      </w:r>
+      <w:r>
+        <w:rPr>
+          <w:rFonts w:ascii="Arial Narrow" w:hAnsi="Arial Narrow"/>
+          <w:sz w:val="20"/>
+          <w:szCs w:val="20"/>
+        </w:rPr>
+        <w:t xml:space="preserve"> </w:t>
+      </w:r>
+      <w:proofErr w:type="spellStart"/>
+      <w:r>
+        <w:rPr>
+          <w:rFonts w:ascii="Arial Narrow" w:hAnsi="Arial Narrow"/>
+          <w:sz w:val="20"/>
+          <w:szCs w:val="20"/>
+        </w:rPr>
+        <w:t>CMake</w:t>
+      </w:r>
+      <w:proofErr w:type="spellEnd"/>
     </w:p>
     <w:p>
       <w:pPr>
@@ -1896,7 +2133,7 @@
           <w:sz w:val="20"/>
           <w:szCs w:val="20"/>
         </w:rPr>
-        <w:t>ed</w:t>
+        <w:t>or</w:t>
       </w:r>
       <w:r>
         <w:rPr>
@@ -1968,8 +2205,49 @@
           <w:sz w:val="20"/>
           <w:szCs w:val="20"/>
         </w:rPr>
-        <w:t xml:space="preserve"> the Raylib API wrapper</w:t>
-      </w:r>
+        <w:t xml:space="preserve"> the </w:t>
+      </w:r>
+      <w:proofErr w:type="spellStart"/>
+      <w:r>
+        <w:rPr>
+          <w:rFonts w:ascii="Arial Narrow" w:hAnsi="Arial Narrow"/>
+          <w:sz w:val="20"/>
+          <w:szCs w:val="20"/>
+        </w:rPr>
+        <w:t>Raylib</w:t>
+      </w:r>
+      <w:proofErr w:type="spellEnd"/>
+      <w:r>
+        <w:rPr>
+          <w:rFonts w:ascii="Arial Narrow" w:hAnsi="Arial Narrow"/>
+          <w:sz w:val="20"/>
+          <w:szCs w:val="20"/>
+        </w:rPr>
+        <w:t xml:space="preserve"> API wrapper</w:t>
+      </w:r>
+      <w:r>
+        <w:rPr>
+          <w:rFonts w:ascii="Arial Narrow" w:hAnsi="Arial Narrow"/>
+          <w:sz w:val="20"/>
+          <w:szCs w:val="20"/>
+        </w:rPr>
+        <w:tab/>
+      </w:r>
+    </w:p>
+    <w:p>
+      <w:pPr>
+        <w:pStyle w:val="ListParagraph"/>
+        <w:tabs>
+          <w:tab w:val="right" w:pos="10800"/>
+        </w:tabs>
+        <w:spacing w:after="0" w:line="240" w:lineRule="auto"/>
+        <w:ind w:firstLine="0"/>
+        <w:rPr>
+          <w:rFonts w:ascii="Arial Narrow" w:hAnsi="Arial Narrow"/>
+          <w:sz w:val="20"/>
+          <w:szCs w:val="20"/>
+        </w:rPr>
+      </w:pPr>
     </w:p>
     <w:p>
       <w:pPr>
@@ -1994,171 +2272,8 @@
           <w:sz w:val="20"/>
           <w:szCs w:val="20"/>
         </w:rPr>
-        <w:t>Haskell L Systems</w:t>
-      </w:r>
-    </w:p>
-    <w:p>
-      <w:pPr>
-        <w:pStyle w:val="ListParagraph"/>
-        <w:numPr>
-          <w:ilvl w:val="0"/>
-          <w:numId w:val="11"/>
-        </w:numPr>
-        <w:tabs>
-          <w:tab w:val="right" w:pos="10800"/>
-        </w:tabs>
-        <w:spacing w:after="0" w:line="240" w:lineRule="auto"/>
-        <w:rPr>
-          <w:rFonts w:ascii="Arial Narrow" w:hAnsi="Arial Narrow"/>
-          <w:sz w:val="20"/>
-          <w:szCs w:val="20"/>
-        </w:rPr>
-      </w:pPr>
-      <w:r>
-        <w:rPr>
-          <w:rFonts w:ascii="Arial Narrow" w:hAnsi="Arial Narrow"/>
-          <w:sz w:val="20"/>
-          <w:szCs w:val="20"/>
-        </w:rPr>
-        <w:t>Created</w:t>
-      </w:r>
-      <w:r>
-        <w:rPr>
-          <w:rFonts w:ascii="Arial Narrow" w:hAnsi="Arial Narrow"/>
-          <w:sz w:val="20"/>
-          <w:szCs w:val="20"/>
-        </w:rPr>
-        <w:t xml:space="preserve"> a Haskell </w:t>
-      </w:r>
-      <w:r>
-        <w:rPr>
-          <w:rFonts w:ascii="Arial Narrow" w:hAnsi="Arial Narrow"/>
-          <w:sz w:val="20"/>
-          <w:szCs w:val="20"/>
-        </w:rPr>
-        <w:t>program</w:t>
-      </w:r>
-      <w:r>
-        <w:rPr>
-          <w:rFonts w:ascii="Arial Narrow" w:hAnsi="Arial Narrow"/>
-          <w:sz w:val="20"/>
-          <w:szCs w:val="20"/>
-        </w:rPr>
-        <w:t xml:space="preserve"> t</w:t>
-      </w:r>
-      <w:r>
-        <w:rPr>
-          <w:rFonts w:ascii="Arial Narrow" w:hAnsi="Arial Narrow"/>
-          <w:sz w:val="20"/>
-          <w:szCs w:val="20"/>
-        </w:rPr>
-        <w:t>hat</w:t>
-      </w:r>
-      <w:r>
-        <w:rPr>
-          <w:rFonts w:ascii="Arial Narrow" w:hAnsi="Arial Narrow"/>
-          <w:sz w:val="20"/>
-          <w:szCs w:val="20"/>
-        </w:rPr>
-        <w:t xml:space="preserve"> generate</w:t>
-      </w:r>
-      <w:r>
-        <w:rPr>
-          <w:rFonts w:ascii="Arial Narrow" w:hAnsi="Arial Narrow"/>
-          <w:sz w:val="20"/>
-          <w:szCs w:val="20"/>
-        </w:rPr>
-        <w:t>s</w:t>
-      </w:r>
-      <w:r>
-        <w:rPr>
-          <w:rFonts w:ascii="Arial Narrow" w:hAnsi="Arial Narrow"/>
-          <w:sz w:val="20"/>
-          <w:szCs w:val="20"/>
-        </w:rPr>
-        <w:t xml:space="preserve"> and display L-systems</w:t>
-      </w:r>
-      <w:r>
-        <w:rPr>
-          <w:rFonts w:ascii="Arial Narrow" w:hAnsi="Arial Narrow"/>
-          <w:sz w:val="20"/>
-          <w:szCs w:val="20"/>
-        </w:rPr>
-        <w:t xml:space="preserve"> given user inputs</w:t>
-      </w:r>
-    </w:p>
-    <w:p>
-      <w:pPr>
-        <w:pStyle w:val="ListParagraph"/>
-        <w:numPr>
-          <w:ilvl w:val="0"/>
-          <w:numId w:val="11"/>
-        </w:numPr>
-        <w:tabs>
-          <w:tab w:val="right" w:pos="10800"/>
-        </w:tabs>
-        <w:spacing w:after="0" w:line="240" w:lineRule="auto"/>
-        <w:rPr>
-          <w:rFonts w:ascii="Arial Narrow" w:hAnsi="Arial Narrow"/>
-          <w:sz w:val="20"/>
-          <w:szCs w:val="20"/>
-        </w:rPr>
-      </w:pPr>
-      <w:r>
-        <w:rPr>
-          <w:rFonts w:ascii="Arial Narrow" w:hAnsi="Arial Narrow"/>
-          <w:sz w:val="20"/>
-          <w:szCs w:val="20"/>
-        </w:rPr>
-        <w:t>U</w:t>
-      </w:r>
-      <w:r>
-        <w:rPr>
-          <w:rFonts w:ascii="Arial Narrow" w:hAnsi="Arial Narrow"/>
-          <w:sz w:val="20"/>
-          <w:szCs w:val="20"/>
-        </w:rPr>
-        <w:t>tiliz</w:t>
-      </w:r>
-      <w:r>
-        <w:rPr>
-          <w:rFonts w:ascii="Arial Narrow" w:hAnsi="Arial Narrow"/>
-          <w:sz w:val="20"/>
-          <w:szCs w:val="20"/>
-        </w:rPr>
-        <w:t>es</w:t>
-      </w:r>
-      <w:r>
-        <w:rPr>
-          <w:rFonts w:ascii="Arial Narrow" w:hAnsi="Arial Narrow"/>
-          <w:sz w:val="20"/>
-          <w:szCs w:val="20"/>
-        </w:rPr>
-        <w:t xml:space="preserve"> functional programming principles to define recursive rules and transformations</w:t>
-      </w:r>
-      <w:r>
-        <w:rPr>
-          <w:rFonts w:ascii="Arial Narrow" w:hAnsi="Arial Narrow"/>
-          <w:sz w:val="20"/>
-          <w:szCs w:val="20"/>
-        </w:rPr>
-        <w:tab/>
-      </w:r>
-    </w:p>
-    <w:p>
-      <w:pPr>
-        <w:pStyle w:val="ListParagraph"/>
-        <w:tabs>
-          <w:tab w:val="right" w:pos="10800"/>
-        </w:tabs>
-        <w:spacing w:after="0" w:line="240" w:lineRule="auto"/>
-        <w:ind w:firstLine="0"/>
-        <w:rPr>
-          <w:rFonts w:ascii="Arial Narrow" w:hAnsi="Arial Narrow"/>
-          <w:sz w:val="20"/>
-          <w:szCs w:val="20"/>
-        </w:rPr>
-      </w:pPr>
+        <w:t>SKILLS</w:t>
+      </w:r>
     </w:p>
     <w:p>
       <w:pPr>
@@ -2175,6 +2290,20 @@
           <w:szCs w:val="20"/>
         </w:rPr>
       </w:pPr>
+    </w:p>
+    <w:p>
+      <w:pPr>
+        <w:tabs>
+          <w:tab w:val="right" w:pos="10800"/>
+        </w:tabs>
+        <w:spacing w:after="0" w:line="240" w:lineRule="auto"/>
+        <w:ind w:left="0" w:firstLine="0"/>
+        <w:rPr>
+          <w:rFonts w:ascii="Arial Narrow" w:hAnsi="Arial Narrow"/>
+          <w:sz w:val="20"/>
+          <w:szCs w:val="20"/>
+        </w:rPr>
+      </w:pPr>
       <w:r>
         <w:rPr>
           <w:rFonts w:ascii="Arial Narrow" w:hAnsi="Arial Narrow"/>
@@ -2183,7 +2312,31 @@
           <w:sz w:val="20"/>
           <w:szCs w:val="20"/>
         </w:rPr>
-        <w:t>SKILLS</w:t>
+        <w:t>Languages</w:t>
+      </w:r>
+      <w:r>
+        <w:rPr>
+          <w:rFonts w:ascii="Arial Narrow" w:hAnsi="Arial Narrow"/>
+          <w:sz w:val="20"/>
+          <w:szCs w:val="20"/>
+        </w:rPr>
+        <w:t>: Java, C</w:t>
+      </w:r>
+      <w:r>
+        <w:rPr>
+          <w:rFonts w:ascii="Arial Narrow" w:hAnsi="Arial Narrow"/>
+          <w:sz w:val="20"/>
+          <w:szCs w:val="20"/>
+        </w:rPr>
+        <w:t xml:space="preserve">, </w:t>
+      </w:r>
+      <w:r>
+        <w:rPr>
+          <w:rFonts w:ascii="Arial Narrow" w:hAnsi="Arial Narrow"/>
+          <w:sz w:val="20"/>
+          <w:szCs w:val="20"/>
+        </w:rPr>
+        <w:t>C++, C#, Python, SQL, HTML</w:t>
       </w:r>
     </w:p>
     <w:p>
@@ -2193,6 +2346,13 @@
         </w:tabs>
         <w:spacing w:after="0" w:line="240" w:lineRule="auto"/>
         <w:ind w:left="0" w:firstLine="0"/>
+        <w:rPr>
+          <w:rFonts w:ascii="Arial Narrow" w:hAnsi="Arial Narrow"/>
+          <w:sz w:val="20"/>
+          <w:szCs w:val="20"/>
+        </w:rPr>
+      </w:pPr>
+      <w:r>
         <w:rPr>
           <w:rFonts w:ascii="Arial Narrow" w:hAnsi="Arial Narrow"/>
           <w:b/>
@@ -2200,7 +2360,84 @@
           <w:sz w:val="20"/>
           <w:szCs w:val="20"/>
         </w:rPr>
-      </w:pPr>
+        <w:t>Developer Tools</w:t>
+      </w:r>
+      <w:r>
+        <w:rPr>
+          <w:rFonts w:ascii="Arial Narrow" w:hAnsi="Arial Narrow"/>
+          <w:sz w:val="20"/>
+          <w:szCs w:val="20"/>
+        </w:rPr>
+        <w:t xml:space="preserve">: </w:t>
+      </w:r>
+      <w:r>
+        <w:rPr>
+          <w:rFonts w:ascii="Arial Narrow" w:hAnsi="Arial Narrow"/>
+          <w:sz w:val="20"/>
+          <w:szCs w:val="20"/>
+        </w:rPr>
+        <w:t xml:space="preserve">Unity, Unreal, Godot, </w:t>
+      </w:r>
+      <w:r>
+        <w:rPr>
+          <w:rFonts w:ascii="Arial Narrow" w:hAnsi="Arial Narrow"/>
+          <w:sz w:val="20"/>
+          <w:szCs w:val="20"/>
+        </w:rPr>
+        <w:t xml:space="preserve">Git, </w:t>
+      </w:r>
+      <w:proofErr w:type="spellStart"/>
+      <w:r>
+        <w:rPr>
+          <w:rFonts w:ascii="Arial Narrow" w:hAnsi="Arial Narrow"/>
+          <w:sz w:val="20"/>
+          <w:szCs w:val="20"/>
+        </w:rPr>
+        <w:t>GitKraken</w:t>
+      </w:r>
+      <w:proofErr w:type="spellEnd"/>
+      <w:r>
+        <w:rPr>
+          <w:rFonts w:ascii="Arial Narrow" w:hAnsi="Arial Narrow"/>
+          <w:sz w:val="20"/>
+          <w:szCs w:val="20"/>
+        </w:rPr>
+        <w:t xml:space="preserve">, VS Code, Visual Studio, </w:t>
+      </w:r>
+      <w:proofErr w:type="spellStart"/>
+      <w:r>
+        <w:rPr>
+          <w:rFonts w:ascii="Arial Narrow" w:hAnsi="Arial Narrow"/>
+          <w:sz w:val="20"/>
+          <w:szCs w:val="20"/>
+        </w:rPr>
+        <w:t>Intellij</w:t>
+      </w:r>
+      <w:proofErr w:type="spellEnd"/>
+      <w:r>
+        <w:rPr>
+          <w:rFonts w:ascii="Arial Narrow" w:hAnsi="Arial Narrow"/>
+          <w:sz w:val="20"/>
+          <w:szCs w:val="20"/>
+        </w:rPr>
+        <w:t>, Eclipse, Microsoft Azure</w:t>
+      </w:r>
+      <w:r>
+        <w:rPr>
+          <w:rFonts w:ascii="Arial Narrow" w:hAnsi="Arial Narrow"/>
+          <w:sz w:val="20"/>
+          <w:szCs w:val="20"/>
+        </w:rPr>
+        <w:t>, Flask, AWS</w:t>
+      </w:r>
+      <w:r>
+        <w:rPr>
+          <w:rFonts w:ascii="Arial Narrow" w:hAnsi="Arial Narrow"/>
+          <w:sz w:val="20"/>
+          <w:szCs w:val="20"/>
+        </w:rPr>
+        <w:t>, Django</w:t>
+      </w:r>
     </w:p>
     <w:p>
       <w:pPr>
@@ -2223,78 +2460,6 @@
           <w:sz w:val="20"/>
           <w:szCs w:val="20"/>
         </w:rPr>
-        <w:t>Languages</w:t>
-      </w:r>
-      <w:r>
-        <w:rPr>
-          <w:rFonts w:ascii="Arial Narrow" w:hAnsi="Arial Narrow"/>
-          <w:sz w:val="20"/>
-          <w:szCs w:val="20"/>
-        </w:rPr>
-        <w:t>: Java, C/C++, C#, Python, SQL, HTML</w:t>
-      </w:r>
-    </w:p>
-    <w:p>
-      <w:pPr>
-        <w:tabs>
-          <w:tab w:val="right" w:pos="10800"/>
-        </w:tabs>
-        <w:spacing w:after="0" w:line="240" w:lineRule="auto"/>
-        <w:ind w:left="0" w:firstLine="0"/>
-        <w:rPr>
-          <w:rFonts w:ascii="Arial Narrow" w:hAnsi="Arial Narrow"/>
-          <w:sz w:val="20"/>
-          <w:szCs w:val="20"/>
-        </w:rPr>
-      </w:pPr>
-      <w:r>
-        <w:rPr>
-          <w:rFonts w:ascii="Arial Narrow" w:hAnsi="Arial Narrow"/>
-          <w:b/>
-          <w:bCs/>
-          <w:sz w:val="20"/>
-          <w:szCs w:val="20"/>
-        </w:rPr>
-        <w:t>Developer Tools</w:t>
-      </w:r>
-      <w:r>
-        <w:rPr>
-          <w:rFonts w:ascii="Arial Narrow" w:hAnsi="Arial Narrow"/>
-          <w:sz w:val="20"/>
-          <w:szCs w:val="20"/>
-        </w:rPr>
-        <w:t>: Git, GitKraken, VS Code, Visual Studio, Intellij, Eclipse, Microsoft Azure</w:t>
-      </w:r>
-      <w:r>
-        <w:rPr>
-          <w:rFonts w:ascii="Arial Narrow" w:hAnsi="Arial Narrow"/>
-          <w:sz w:val="20"/>
-          <w:szCs w:val="20"/>
-        </w:rPr>
-        <w:t>, Flask, AWS</w:t>
-      </w:r>
-    </w:p>
-    <w:p>
-      <w:pPr>
-        <w:tabs>
-          <w:tab w:val="right" w:pos="10800"/>
-        </w:tabs>
-        <w:spacing w:after="0" w:line="240" w:lineRule="auto"/>
-        <w:ind w:left="0" w:firstLine="0"/>
-        <w:rPr>
-          <w:rFonts w:ascii="Arial Narrow" w:hAnsi="Arial Narrow"/>
-          <w:sz w:val="20"/>
-          <w:szCs w:val="20"/>
-        </w:rPr>
-      </w:pPr>
-      <w:r>
-        <w:rPr>
-          <w:rFonts w:ascii="Arial Narrow" w:hAnsi="Arial Narrow"/>
-          <w:b/>
-          <w:bCs/>
-          <w:sz w:val="20"/>
-          <w:szCs w:val="20"/>
-        </w:rPr>
         <w:t>Libraries</w:t>
       </w:r>
       <w:r>
@@ -2303,23 +2468,33 @@
           <w:sz w:val="20"/>
           <w:szCs w:val="20"/>
         </w:rPr>
-        <w:t>: pandas, Raylib, NumPy, Matplotlib, SFML, OpenGL</w:t>
-      </w:r>
-      <w:r>
-        <w:rPr>
-          <w:rFonts w:ascii="Arial Narrow" w:hAnsi="Arial Narrow"/>
-          <w:sz w:val="20"/>
-          <w:szCs w:val="20"/>
-        </w:rPr>
-        <w:t xml:space="preserve">, </w:t>
-      </w:r>
-      <w:r>
-        <w:rPr>
-          <w:rFonts w:ascii="Arial Narrow" w:hAnsi="Arial Narrow"/>
-          <w:sz w:val="20"/>
-          <w:szCs w:val="20"/>
-        </w:rPr>
-        <w:t>GLPK</w:t>
+        <w:t xml:space="preserve">: pandas, </w:t>
+      </w:r>
+      <w:proofErr w:type="spellStart"/>
+      <w:r>
+        <w:rPr>
+          <w:rFonts w:ascii="Arial Narrow" w:hAnsi="Arial Narrow"/>
+          <w:sz w:val="20"/>
+          <w:szCs w:val="20"/>
+        </w:rPr>
+        <w:t>Raylib</w:t>
+      </w:r>
+      <w:proofErr w:type="spellEnd"/>
+      <w:r>
+        <w:rPr>
+          <w:rFonts w:ascii="Arial Narrow" w:hAnsi="Arial Narrow"/>
+          <w:sz w:val="20"/>
+          <w:szCs w:val="20"/>
+        </w:rPr>
+        <w:t>, NumPy, Matplotlib, SFML, OpenGL</w:t>
+      </w:r>
+      <w:r>
+        <w:rPr>
+          <w:rFonts w:ascii="Arial Narrow" w:hAnsi="Arial Narrow"/>
+          <w:sz w:val="20"/>
+          <w:szCs w:val="20"/>
+        </w:rPr>
+        <w:t>, GLPK</w:t>
       </w:r>
     </w:p>
     <w:sectPr>
